--- a/2026 الى 2027/خطط القسم 2027/خطة التحصيل لقسم الكيمياء  2026/الخطة الاجرائية للتحصيل الأكاديمي كيمياء 2026-2024.docx
+++ b/2026 الى 2027/خطط القسم 2027/خطة التحصيل لقسم الكيمياء  2026/الخطة الاجرائية للتحصيل الأكاديمي كيمياء 2026-2024.docx
@@ -418,7 +418,7 @@
                                   <w14:round/>
                                 </w14:textOutline>
                               </w:rPr>
-                              <w:t>5</w:t>
+                              <w:t>7</w:t>
                             </w:r>
                             <w:r>
                               <w:rPr>
@@ -831,7 +831,7 @@
                             <w14:round/>
                           </w14:textOutline>
                         </w:rPr>
-                        <w:t>5</w:t>
+                        <w:t>7</w:t>
                       </w:r>
                       <w:r>
                         <w:rPr>
